--- a/Steve-Hall-Internal-Kickoff-Guide.docx
+++ b/Steve-Hall-Internal-Kickoff-Guide.docx
@@ -267,7 +267,7 @@
           <w:sz w:val="22"/>
           <w:szCs w:val="22"/>
         </w:rPr>
-        <w:t xml:space="preserve">Improving Executive System (IES)</w:t>
+        <w:t xml:space="preserve">Improving Executive System (IES) — deployed locally via Claude Cowork + Google Workspace MCP Connectors</w:t>
       </w:r>
     </w:p>
     <w:p>
@@ -292,7 +292,7 @@
           <w:sz w:val="22"/>
           <w:szCs w:val="22"/>
         </w:rPr>
-        <w:t xml:space="preserve">3–4 weeks total with parallel execution</w:t>
+        <w:t xml:space="preserve">4–5 weeks total with sequential execution</w:t>
       </w:r>
     </w:p>
     <w:p>
@@ -2420,7 +2420,7 @@
           <w:sz w:val="22"/>
           <w:szCs w:val="22"/>
         </w:rPr>
-        <w:t xml:space="preserve">Phase 1 is the executive operating system foundation. The goal is to get AI value in Steve’s hands within the first few days of build. This is our proving ground — if Phase 1 doesn’t land, the rest doesn’t happen.</w:t>
+        <w:t xml:space="preserve">Phase 1 is the IES deployment. The goal is to get the Improving Executive System running locally on Steve’s hands with MCP connectors into Google Workspace within the first few days. This is our proving ground — if Phase 1 doesn’t land, the rest doesn’t happen.</w:t>
       </w:r>
     </w:p>
     <w:p>
@@ -2463,16 +2463,16 @@
           <w:sz w:val="22"/>
           <w:szCs w:val="22"/>
         </w:rPr>
-        <w:t xml:space="preserve">Gmail integration </w:t>
-      </w:r>
-      <w:r>
-        <w:rPr>
-          <w:rFonts w:ascii="Khula" w:cs="Khula" w:eastAsia="Khula" w:hAnsi="Khula"/>
-          <w:color w:val="333333"/>
-          <w:sz w:val="22"/>
-          <w:szCs w:val="22"/>
-        </w:rPr>
-        <w:t xml:space="preserve">— connect to Steve’s inbox, begin email triage and draft responses</w:t>
+        <w:t xml:space="preserve">IES + Google Workspace MCP setup </w:t>
+      </w:r>
+      <w:r>
+        <w:rPr>
+          <w:rFonts w:ascii="Khula" w:cs="Khula" w:eastAsia="Khula" w:hAnsi="Khula"/>
+          <w:color w:val="333333"/>
+          <w:sz w:val="22"/>
+          <w:szCs w:val="22"/>
+        </w:rPr>
+        <w:t xml:space="preserve">— deploy IES locally via Claude Cowork; connect to Gmail, Calendar, and Drive via MCP connectors</w:t>
       </w:r>
     </w:p>
     <w:p>
@@ -4387,7 +4387,7 @@
           <w:sz w:val="22"/>
           <w:szCs w:val="22"/>
         </w:rPr>
-        <w:t xml:space="preserve">IES platform deployed with Gmail integration</w:t>
+        <w:t xml:space="preserve">IES deployed locally via Claude Cowork with Google Workspace MCP connectors</w:t>
       </w:r>
     </w:p>
     <w:p>
@@ -4595,7 +4595,7 @@
           <w:sz w:val="22"/>
           <w:szCs w:val="22"/>
         </w:rPr>
-        <w:t xml:space="preserve">Phase 3 build started in parallel (Financial Intelligence)</w:t>
+        <w:t xml:space="preserve">Phase 3 build started after Phase 2 (Financial Intelligence)</w:t>
       </w:r>
     </w:p>
     <w:p>
